--- a/zht/docx/65.content.docx
+++ b/zht/docx/65.content.docx
@@ -19,7 +19,7 @@
         <w:rPr>
           <w:lang w:val="zh_TW" w:bidi="zh_TW"/>
         </w:rPr>
-        <w:t>Resource: 研讀筆記 - 書籍簡介 (Tyndale)</w:t>
+        <w:t>Resource: Tyndale Open Study Notes</w:t>
       </w:r>
       <w:r>
         <w:rPr>
@@ -112,7 +112,7 @@
         <w:rPr>
           <w:lang w:val="zh_TW" w:bidi="zh_TW"/>
         </w:rPr>
-        <w:t>研讀筆記 - 書籍簡介 (Tyndale)</w:t>
+        <w:t>Tyndale Open Study Notes</w:t>
       </w:r>
     </w:p>
     <w:p>

--- a/zht/docx/65.content.docx
+++ b/zht/docx/65.content.docx
@@ -19,7 +19,7 @@
         <w:rPr>
           <w:lang w:val="zh_TW" w:bidi="zh_TW"/>
         </w:rPr>
-        <w:t>Resource: Tyndale Open Study Notes</w:t>
+        <w:t>Resource: Aquifer Open Study Notes (Book Intros)</w:t>
       </w:r>
       <w:r>
         <w:rPr>
@@ -112,7 +112,7 @@
         <w:rPr>
           <w:lang w:val="zh_TW" w:bidi="zh_TW"/>
         </w:rPr>
-        <w:t>Tyndale Open Study Notes</w:t>
+        <w:t>Aquifer Open Study Notes (Book Intros)</w:t>
       </w:r>
     </w:p>
     <w:p>

--- a/zht/docx/65.content.docx
+++ b/zht/docx/65.content.docx
@@ -258,84 +258,54 @@
         </w:rPr>
         <w:t>猶大寫這封信是為了對抗初代教會中的假教師。他關注的重點不在於這些人所傳講的內容，而是他們的生活方式。猶大最核心的指控是，這些人是放縱情慾的自由主義者——他們認為基督裡所顯明的神恩，使他們可以隨心所欲行事（</w:t>
       </w:r>
-      <w:hyperlink r:id="rId13">
-        <w:r>
-          <w:rPr>
-            <w:lang w:val="zh_TW" w:bidi="zh_TW"/>
-          </w:rPr>
-          <w:rPr>
-            <w:color w:val="0000EE"/>
-            <w:u w:val="single"/>
-          </w:rPr>
-          <w:t>4</w:t>
-        </w:r>
-      </w:hyperlink>
+      <w:r>
+        <w:rPr>
+          <w:lang w:val="zh_TW" w:bidi="zh_TW"/>
+        </w:rPr>
+        <w:t>4</w:t>
+      </w:r>
       <w:r>
         <w:rPr>
           <w:lang w:val="zh_TW" w:bidi="zh_TW"/>
         </w:rPr>
         <w:t>）。他們不尊重權柄（見</w:t>
       </w:r>
-      <w:hyperlink r:id="rId14">
-        <w:r>
-          <w:rPr>
-            <w:lang w:val="zh_TW" w:bidi="zh_TW"/>
-          </w:rPr>
-          <w:rPr>
-            <w:color w:val="0000EE"/>
-            <w:u w:val="single"/>
-          </w:rPr>
-          <w:t>8–9</w:t>
-        </w:r>
-      </w:hyperlink>
+      <w:r>
+        <w:rPr>
+          <w:lang w:val="zh_TW" w:bidi="zh_TW"/>
+        </w:rPr>
+        <w:t>8–9</w:t>
+      </w:r>
       <w:r>
         <w:rPr>
           <w:lang w:val="zh_TW" w:bidi="zh_TW"/>
         </w:rPr>
         <w:t>），並且沉溺於各種罪惡的行為（</w:t>
       </w:r>
-      <w:hyperlink r:id="rId15">
-        <w:r>
-          <w:rPr>
-            <w:lang w:val="zh_TW" w:bidi="zh_TW"/>
-          </w:rPr>
-          <w:rPr>
-            <w:color w:val="0000EE"/>
-            <w:u w:val="single"/>
-          </w:rPr>
-          <w:t>16、</w:t>
-        </w:r>
-      </w:hyperlink>
-      <w:hyperlink r:id="rId16">
-        <w:r>
-          <w:rPr>
-            <w:lang w:val="zh_TW" w:bidi="zh_TW"/>
-          </w:rPr>
-          <w:rPr>
-            <w:color w:val="0000EE"/>
-            <w:u w:val="single"/>
-          </w:rPr>
-          <w:t>19</w:t>
-        </w:r>
-      </w:hyperlink>
+      <w:r>
+        <w:rPr>
+          <w:lang w:val="zh_TW" w:bidi="zh_TW"/>
+        </w:rPr>
+        <w:t>16、</w:t>
+      </w:r>
+      <w:r>
+        <w:rPr>
+          <w:lang w:val="zh_TW" w:bidi="zh_TW"/>
+        </w:rPr>
+        <w:t>19</w:t>
+      </w:r>
       <w:r>
         <w:rPr>
           <w:lang w:val="zh_TW" w:bidi="zh_TW"/>
         </w:rPr>
         <w:t>）。這些放蕩不羈的人自稱是基督的跟隨者（見</w:t>
       </w:r>
-      <w:hyperlink r:id="rId13">
-        <w:r>
-          <w:rPr>
-            <w:lang w:val="zh_TW" w:bidi="zh_TW"/>
-          </w:rPr>
-          <w:rPr>
-            <w:color w:val="0000EE"/>
-            <w:u w:val="single"/>
-          </w:rPr>
-          <w:t>4</w:t>
-        </w:r>
-      </w:hyperlink>
+      <w:r>
+        <w:rPr>
+          <w:lang w:val="zh_TW" w:bidi="zh_TW"/>
+        </w:rPr>
+        <w:t>4</w:t>
+      </w:r>
       <w:r>
         <w:rPr>
           <w:lang w:val="zh_TW" w:bidi="zh_TW"/>
@@ -367,36 +337,24 @@
         </w:rPr>
         <w:t>在書信開頭的問安（</w:t>
       </w:r>
-      <w:hyperlink r:id="rId17">
-        <w:r>
-          <w:rPr>
-            <w:lang w:val="zh_TW" w:bidi="zh_TW"/>
-          </w:rPr>
-          <w:rPr>
-            <w:color w:val="0000EE"/>
-            <w:u w:val="single"/>
-          </w:rPr>
-          <w:t>1–2</w:t>
-        </w:r>
-      </w:hyperlink>
+      <w:r>
+        <w:rPr>
+          <w:lang w:val="zh_TW" w:bidi="zh_TW"/>
+        </w:rPr>
+        <w:t>1–2</w:t>
+      </w:r>
       <w:r>
         <w:rPr>
           <w:lang w:val="zh_TW" w:bidi="zh_TW"/>
         </w:rPr>
         <w:t>）之後，猶大解釋了他寫這信的原因（</w:t>
       </w:r>
-      <w:hyperlink r:id="rId18">
-        <w:r>
-          <w:rPr>
-            <w:lang w:val="zh_TW" w:bidi="zh_TW"/>
-          </w:rPr>
-          <w:rPr>
-            <w:color w:val="0000EE"/>
-            <w:u w:val="single"/>
-          </w:rPr>
-          <w:t>3–4</w:t>
-        </w:r>
-      </w:hyperlink>
+      <w:r>
+        <w:rPr>
+          <w:lang w:val="zh_TW" w:bidi="zh_TW"/>
+        </w:rPr>
+        <w:t>3–4</w:t>
+      </w:r>
       <w:r>
         <w:rPr>
           <w:lang w:val="zh_TW" w:bidi="zh_TW"/>
@@ -417,18 +375,12 @@
         </w:rPr>
         <w:t>在</w:t>
       </w:r>
-      <w:hyperlink r:id="rId19">
-        <w:r>
-          <w:rPr>
-            <w:lang w:val="zh_TW" w:bidi="zh_TW"/>
-          </w:rPr>
-          <w:rPr>
-            <w:color w:val="0000EE"/>
-            <w:u w:val="single"/>
-          </w:rPr>
-          <w:t>5至16節</w:t>
-        </w:r>
-      </w:hyperlink>
+      <w:r>
+        <w:rPr>
+          <w:lang w:val="zh_TW" w:bidi="zh_TW"/>
+        </w:rPr>
+        <w:t>5至16節</w:t>
+      </w:r>
       <w:r>
         <w:rPr>
           <w:lang w:val="zh_TW" w:bidi="zh_TW"/>
@@ -461,18 +413,12 @@
         </w:rPr>
         <w:t>，</w:t>
       </w:r>
-      <w:hyperlink r:id="rId20">
-        <w:r>
-          <w:rPr>
-            <w:lang w:val="zh_TW" w:bidi="zh_TW"/>
-          </w:rPr>
-          <w:rPr>
-            <w:color w:val="0000EE"/>
-            <w:u w:val="single"/>
-          </w:rPr>
-          <w:t>5–10</w:t>
-        </w:r>
-      </w:hyperlink>
+      <w:r>
+        <w:rPr>
+          <w:lang w:val="zh_TW" w:bidi="zh_TW"/>
+        </w:rPr>
+        <w:t>5–10</w:t>
+      </w:r>
       <w:r>
         <w:rPr>
           <w:lang w:val="zh_TW" w:bidi="zh_TW"/>
@@ -492,18 +438,12 @@
         </w:rPr>
         <w:t>，</w:t>
       </w:r>
-      <w:hyperlink r:id="rId21">
-        <w:r>
-          <w:rPr>
-            <w:lang w:val="zh_TW" w:bidi="zh_TW"/>
-          </w:rPr>
-          <w:rPr>
-            <w:color w:val="0000EE"/>
-            <w:u w:val="single"/>
-          </w:rPr>
-          <w:t>11–13</w:t>
-        </w:r>
-      </w:hyperlink>
+      <w:r>
+        <w:rPr>
+          <w:lang w:val="zh_TW" w:bidi="zh_TW"/>
+        </w:rPr>
+        <w:t>11–13</w:t>
+      </w:r>
       <w:r>
         <w:rPr>
           <w:lang w:val="zh_TW" w:bidi="zh_TW"/>
@@ -523,18 +463,12 @@
         </w:rPr>
         <w:t>，</w:t>
       </w:r>
-      <w:hyperlink r:id="rId22">
-        <w:r>
-          <w:rPr>
-            <w:lang w:val="zh_TW" w:bidi="zh_TW"/>
-          </w:rPr>
-          <w:rPr>
-            <w:color w:val="0000EE"/>
-            <w:u w:val="single"/>
-          </w:rPr>
-          <w:t>14–16</w:t>
-        </w:r>
-      </w:hyperlink>
+      <w:r>
+        <w:rPr>
+          <w:lang w:val="zh_TW" w:bidi="zh_TW"/>
+        </w:rPr>
+        <w:t>14–16</w:t>
+      </w:r>
       <w:r>
         <w:rPr>
           <w:lang w:val="zh_TW" w:bidi="zh_TW"/>
@@ -555,36 +489,24 @@
         </w:rPr>
         <w:t>接著，猶大直接勸勉讀者（</w:t>
       </w:r>
-      <w:hyperlink r:id="rId23">
-        <w:r>
-          <w:rPr>
-            <w:lang w:val="zh_TW" w:bidi="zh_TW"/>
-          </w:rPr>
-          <w:rPr>
-            <w:color w:val="0000EE"/>
-            <w:u w:val="single"/>
-          </w:rPr>
-          <w:t>17–23</w:t>
-        </w:r>
-      </w:hyperlink>
+      <w:r>
+        <w:rPr>
+          <w:lang w:val="zh_TW" w:bidi="zh_TW"/>
+        </w:rPr>
+        <w:t>17–23</w:t>
+      </w:r>
       <w:r>
         <w:rPr>
           <w:lang w:val="zh_TW" w:bidi="zh_TW"/>
         </w:rPr>
         <w:t>），要持守神的真理，同時關心並挽回那些可能受假教師影響的信徒。這封書信以一段莊嚴的頌讚（doxology）作結（</w:t>
       </w:r>
-      <w:hyperlink r:id="rId24">
-        <w:r>
-          <w:rPr>
-            <w:lang w:val="zh_TW" w:bidi="zh_TW"/>
-          </w:rPr>
-          <w:rPr>
-            <w:color w:val="0000EE"/>
-            <w:u w:val="single"/>
-          </w:rPr>
-          <w:t>24–25</w:t>
-        </w:r>
-      </w:hyperlink>
+      <w:r>
+        <w:rPr>
+          <w:lang w:val="zh_TW" w:bidi="zh_TW"/>
+        </w:rPr>
+        <w:t>24–25</w:t>
+      </w:r>
       <w:r>
         <w:rPr>
           <w:lang w:val="zh_TW" w:bidi="zh_TW"/>
@@ -616,210 +538,138 @@
         </w:rPr>
         <w:t>猶大書自稱為「雅各的兄弟」（</w:t>
       </w:r>
-      <w:hyperlink r:id="rId25">
-        <w:r>
-          <w:rPr>
-            <w:lang w:val="zh_TW" w:bidi="zh_TW"/>
-          </w:rPr>
-          <w:rPr>
-            <w:color w:val="0000EE"/>
-            <w:u w:val="single"/>
-          </w:rPr>
-          <w:t>1</w:t>
-        </w:r>
-      </w:hyperlink>
+      <w:r>
+        <w:rPr>
+          <w:lang w:val="zh_TW" w:bidi="zh_TW"/>
+        </w:rPr>
+        <w:t>1</w:t>
+      </w:r>
       <w:r>
         <w:rPr>
           <w:lang w:val="zh_TW" w:bidi="zh_TW"/>
         </w:rPr>
         <w:t>）。這位雅各幾乎可以肯定是「主的兄弟」（</w:t>
       </w:r>
-      <w:hyperlink r:id="rId26">
-        <w:r>
-          <w:rPr>
-            <w:lang w:val="zh_TW" w:bidi="zh_TW"/>
-          </w:rPr>
-          <w:rPr>
-            <w:color w:val="0000EE"/>
-            <w:u w:val="single"/>
-          </w:rPr>
-          <w:t>加1:19</w:t>
-        </w:r>
-      </w:hyperlink>
+      <w:r>
+        <w:rPr>
+          <w:lang w:val="zh_TW" w:bidi="zh_TW"/>
+        </w:rPr>
+        <w:t>加1:19</w:t>
+      </w:r>
       <w:r>
         <w:rPr>
           <w:lang w:val="zh_TW" w:bidi="zh_TW"/>
         </w:rPr>
         <w:t>；見</w:t>
       </w:r>
-      <w:hyperlink r:id="rId27">
-        <w:r>
-          <w:rPr>
-            <w:lang w:val="zh_TW" w:bidi="zh_TW"/>
-          </w:rPr>
-          <w:rPr>
-            <w:color w:val="0000EE"/>
-            <w:u w:val="single"/>
-          </w:rPr>
-          <w:t>太13:55</w:t>
-        </w:r>
-      </w:hyperlink>
+      <w:r>
+        <w:rPr>
+          <w:lang w:val="zh_TW" w:bidi="zh_TW"/>
+        </w:rPr>
+        <w:t>太13:55</w:t>
+      </w:r>
       <w:r>
         <w:rPr>
           <w:lang w:val="zh_TW" w:bidi="zh_TW"/>
         </w:rPr>
         <w:t xml:space="preserve"> // </w:t>
       </w:r>
-      <w:hyperlink r:id="rId28">
-        <w:r>
-          <w:rPr>
-            <w:lang w:val="zh_TW" w:bidi="zh_TW"/>
-          </w:rPr>
-          <w:rPr>
-            <w:color w:val="0000EE"/>
-            <w:u w:val="single"/>
-          </w:rPr>
-          <w:t>可6:3</w:t>
-        </w:r>
-      </w:hyperlink>
+      <w:r>
+        <w:rPr>
+          <w:lang w:val="zh_TW" w:bidi="zh_TW"/>
+        </w:rPr>
+        <w:t>可6:3</w:t>
+      </w:r>
       <w:r>
         <w:rPr>
           <w:lang w:val="zh_TW" w:bidi="zh_TW"/>
         </w:rPr>
         <w:t>），他後來成為耶路撒冷教會公認的領袖（</w:t>
       </w:r>
-      <w:hyperlink r:id="rId29">
-        <w:r>
-          <w:rPr>
-            <w:lang w:val="zh_TW" w:bidi="zh_TW"/>
-          </w:rPr>
-          <w:rPr>
-            <w:color w:val="0000EE"/>
-            <w:u w:val="single"/>
-          </w:rPr>
-          <w:t>徒15:13–21，</w:t>
-        </w:r>
-      </w:hyperlink>
-      <w:hyperlink r:id="rId30">
-        <w:r>
-          <w:rPr>
-            <w:lang w:val="zh_TW" w:bidi="zh_TW"/>
-          </w:rPr>
-          <w:rPr>
-            <w:color w:val="0000EE"/>
-            <w:u w:val="single"/>
-          </w:rPr>
-          <w:t>21:18</w:t>
-        </w:r>
-      </w:hyperlink>
+      <w:r>
+        <w:rPr>
+          <w:lang w:val="zh_TW" w:bidi="zh_TW"/>
+        </w:rPr>
+        <w:t>徒15:13–21，</w:t>
+      </w:r>
+      <w:r>
+        <w:rPr>
+          <w:lang w:val="zh_TW" w:bidi="zh_TW"/>
+        </w:rPr>
+        <w:t>21:18</w:t>
+      </w:r>
       <w:r>
         <w:rPr>
           <w:lang w:val="zh_TW" w:bidi="zh_TW"/>
         </w:rPr>
         <w:t>），並寫了雅各書。因此，猶大書也是耶穌的兄弟（在</w:t>
       </w:r>
-      <w:hyperlink r:id="rId27">
-        <w:r>
-          <w:rPr>
-            <w:lang w:val="zh_TW" w:bidi="zh_TW"/>
-          </w:rPr>
-          <w:rPr>
-            <w:color w:val="0000EE"/>
-            <w:u w:val="single"/>
-          </w:rPr>
-          <w:t>太13:55</w:t>
-        </w:r>
-      </w:hyperlink>
+      <w:r>
+        <w:rPr>
+          <w:lang w:val="zh_TW" w:bidi="zh_TW"/>
+        </w:rPr>
+        <w:t>太13:55</w:t>
+      </w:r>
       <w:r>
         <w:rPr>
           <w:lang w:val="zh_TW" w:bidi="zh_TW"/>
         </w:rPr>
         <w:t>//</w:t>
       </w:r>
-      <w:hyperlink r:id="rId28">
-        <w:r>
-          <w:rPr>
-            <w:lang w:val="zh_TW" w:bidi="zh_TW"/>
-          </w:rPr>
-          <w:rPr>
-            <w:color w:val="0000EE"/>
-            <w:u w:val="single"/>
-          </w:rPr>
-          <w:t>可6:3</w:t>
-        </w:r>
-      </w:hyperlink>
+      <w:r>
+        <w:rPr>
+          <w:lang w:val="zh_TW" w:bidi="zh_TW"/>
+        </w:rPr>
+        <w:t>可6:3</w:t>
+      </w:r>
       <w:r>
         <w:rPr>
           <w:lang w:val="zh_TW" w:bidi="zh_TW"/>
         </w:rPr>
         <w:t>中，他被稱為「猶大」）。耶穌在地上事奉期間，猶大和其他兄弟並未跟隨祂（</w:t>
       </w:r>
-      <w:hyperlink r:id="rId31">
-        <w:r>
-          <w:rPr>
-            <w:lang w:val="zh_TW" w:bidi="zh_TW"/>
-          </w:rPr>
-          <w:rPr>
-            <w:color w:val="0000EE"/>
-            <w:u w:val="single"/>
-          </w:rPr>
-          <w:t>約7:5</w:t>
-        </w:r>
-      </w:hyperlink>
+      <w:r>
+        <w:rPr>
+          <w:lang w:val="zh_TW" w:bidi="zh_TW"/>
+        </w:rPr>
+        <w:t>約7:5</w:t>
+      </w:r>
       <w:r>
         <w:rPr>
           <w:lang w:val="zh_TW" w:bidi="zh_TW"/>
         </w:rPr>
         <w:t>），但顯然在復活後成為信徒（見</w:t>
       </w:r>
-      <w:hyperlink r:id="rId32">
-        <w:r>
-          <w:rPr>
-            <w:lang w:val="zh_TW" w:bidi="zh_TW"/>
-          </w:rPr>
-          <w:rPr>
-            <w:color w:val="0000EE"/>
-            <w:u w:val="single"/>
-          </w:rPr>
-          <w:t>徒1:14</w:t>
-        </w:r>
-      </w:hyperlink>
+      <w:r>
+        <w:rPr>
+          <w:lang w:val="zh_TW" w:bidi="zh_TW"/>
+        </w:rPr>
+        <w:t>徒1:14</w:t>
+      </w:r>
       <w:r>
         <w:rPr>
           <w:lang w:val="zh_TW" w:bidi="zh_TW"/>
         </w:rPr>
         <w:t>；</w:t>
       </w:r>
-      <w:hyperlink r:id="rId33">
-        <w:r>
-          <w:rPr>
-            <w:lang w:val="zh_TW" w:bidi="zh_TW"/>
-          </w:rPr>
-          <w:rPr>
-            <w:color w:val="0000EE"/>
-            <w:u w:val="single"/>
-          </w:rPr>
-          <w:t>林前15:7</w:t>
-        </w:r>
-      </w:hyperlink>
+      <w:r>
+        <w:rPr>
+          <w:lang w:val="zh_TW" w:bidi="zh_TW"/>
+        </w:rPr>
+        <w:t>林前15:7</w:t>
+      </w:r>
       <w:r>
         <w:rPr>
           <w:lang w:val="zh_TW" w:bidi="zh_TW"/>
         </w:rPr>
         <w:t>），之後，他與其他使徒一同四處傳揚復活的基督（</w:t>
       </w:r>
-      <w:hyperlink r:id="rId34">
-        <w:r>
-          <w:rPr>
-            <w:lang w:val="zh_TW" w:bidi="zh_TW"/>
-          </w:rPr>
-          <w:rPr>
-            <w:color w:val="0000EE"/>
-            <w:u w:val="single"/>
-          </w:rPr>
-          <w:t>林前9:5</w:t>
-        </w:r>
-      </w:hyperlink>
+      <w:r>
+        <w:rPr>
+          <w:lang w:val="zh_TW" w:bidi="zh_TW"/>
+        </w:rPr>
+        <w:t>林前9:5</w:t>
+      </w:r>
       <w:r>
         <w:rPr>
           <w:lang w:val="zh_TW" w:bidi="zh_TW"/>
@@ -888,108 +738,72 @@
         </w:rPr>
         <w:t>假教師。歷世歷代，各種不同的假教師都曾擾亂神的子民。猶大書強而有力地提醒信徒，假教師可能對信仰群體帶來極大的破壞，並且描述了他們可怕的結局。猶大在描述假教師時，廣泛引用舊約聖經及其它猶太傳統。他將這些人比作曠野中悖逆神的以色列人（</w:t>
       </w:r>
-      <w:hyperlink r:id="rId35">
-        <w:r>
-          <w:rPr>
-            <w:lang w:val="zh_TW" w:bidi="zh_TW"/>
-          </w:rPr>
-          <w:rPr>
-            <w:color w:val="0000EE"/>
-            <w:u w:val="single"/>
-          </w:rPr>
-          <w:t>5</w:t>
-        </w:r>
-      </w:hyperlink>
+      <w:r>
+        <w:rPr>
+          <w:lang w:val="zh_TW" w:bidi="zh_TW"/>
+        </w:rPr>
+        <w:t>5</w:t>
+      </w:r>
       <w:r>
         <w:rPr>
           <w:lang w:val="zh_TW" w:bidi="zh_TW"/>
         </w:rPr>
         <w:t>）、反叛神的天使（</w:t>
       </w:r>
-      <w:hyperlink r:id="rId36">
-        <w:r>
-          <w:rPr>
-            <w:lang w:val="zh_TW" w:bidi="zh_TW"/>
-          </w:rPr>
-          <w:rPr>
-            <w:color w:val="0000EE"/>
-            <w:u w:val="single"/>
-          </w:rPr>
-          <w:t>6</w:t>
-        </w:r>
-      </w:hyperlink>
+      <w:r>
+        <w:rPr>
+          <w:lang w:val="zh_TW" w:bidi="zh_TW"/>
+        </w:rPr>
+        <w:t>6</w:t>
+      </w:r>
       <w:r>
         <w:rPr>
           <w:lang w:val="zh_TW" w:bidi="zh_TW"/>
         </w:rPr>
         <w:t>）以及所多瑪和蛾摩拉的罪人（</w:t>
       </w:r>
-      <w:hyperlink r:id="rId37">
-        <w:r>
-          <w:rPr>
-            <w:lang w:val="zh_TW" w:bidi="zh_TW"/>
-          </w:rPr>
-          <w:rPr>
-            <w:color w:val="0000EE"/>
-            <w:u w:val="single"/>
-          </w:rPr>
-          <w:t>7</w:t>
-        </w:r>
-      </w:hyperlink>
+      <w:r>
+        <w:rPr>
+          <w:lang w:val="zh_TW" w:bidi="zh_TW"/>
+        </w:rPr>
+        <w:t>7</w:t>
+      </w:r>
       <w:r>
         <w:rPr>
           <w:lang w:val="zh_TW" w:bidi="zh_TW"/>
         </w:rPr>
         <w:t>）。假教師就像該隱（見</w:t>
       </w:r>
-      <w:hyperlink r:id="rId38">
-        <w:r>
-          <w:rPr>
-            <w:lang w:val="zh_TW" w:bidi="zh_TW"/>
-          </w:rPr>
-          <w:rPr>
-            <w:color w:val="0000EE"/>
-            <w:u w:val="single"/>
-          </w:rPr>
-          <w:t>創4章</w:t>
-        </w:r>
-      </w:hyperlink>
+      <w:r>
+        <w:rPr>
+          <w:lang w:val="zh_TW" w:bidi="zh_TW"/>
+        </w:rPr>
+        <w:t>創4章</w:t>
+      </w:r>
       <w:r>
         <w:rPr>
           <w:lang w:val="zh_TW" w:bidi="zh_TW"/>
         </w:rPr>
         <w:t>）、巴蘭（見</w:t>
       </w:r>
-      <w:hyperlink r:id="rId39">
-        <w:r>
-          <w:rPr>
-            <w:lang w:val="zh_TW" w:bidi="zh_TW"/>
-          </w:rPr>
-          <w:rPr>
-            <w:color w:val="0000EE"/>
-            <w:u w:val="single"/>
-          </w:rPr>
-          <w:t>民22–24章</w:t>
-        </w:r>
-      </w:hyperlink>
+      <w:r>
+        <w:rPr>
+          <w:lang w:val="zh_TW" w:bidi="zh_TW"/>
+        </w:rPr>
+        <w:t>民22–24章</w:t>
+      </w:r>
       <w:r>
         <w:rPr>
           <w:lang w:val="zh_TW" w:bidi="zh_TW"/>
         </w:rPr>
         <w:t>）和可拉（見</w:t>
       </w:r>
-      <w:hyperlink r:id="rId40">
-        <w:r>
-          <w:rPr>
-            <w:lang w:val="zh_TW" w:bidi="zh_TW"/>
-          </w:rPr>
-          <w:rPr>
-            <w:color w:val="0000EE"/>
-            <w:u w:val="single"/>
-          </w:rPr>
-          <w:t>民16章</w:t>
-        </w:r>
-      </w:hyperlink>
+      <w:r>
+        <w:rPr>
+          <w:lang w:val="zh_TW" w:bidi="zh_TW"/>
+        </w:rPr>
+        <w:t>民16章</w:t>
+      </w:r>
       <w:r>
         <w:rPr>
           <w:lang w:val="zh_TW" w:bidi="zh_TW"/>
@@ -1010,54 +824,36 @@
         </w:rPr>
         <w:t>為信仰辯護。在</w:t>
       </w:r>
-      <w:hyperlink r:id="rId41">
-        <w:r>
-          <w:rPr>
-            <w:lang w:val="zh_TW" w:bidi="zh_TW"/>
-          </w:rPr>
-          <w:rPr>
-            <w:color w:val="0000EE"/>
-            <w:u w:val="single"/>
-          </w:rPr>
-          <w:t>第3節</w:t>
-        </w:r>
-      </w:hyperlink>
+      <w:r>
+        <w:rPr>
+          <w:lang w:val="zh_TW" w:bidi="zh_TW"/>
+        </w:rPr>
+        <w:t>第3節</w:t>
+      </w:r>
       <w:r>
         <w:rPr>
           <w:lang w:val="zh_TW" w:bidi="zh_TW"/>
         </w:rPr>
         <w:t>中，猶大暗示，初代教會有一個核心信息，是基督信仰的根基。保羅也持相同觀點，並勸勉提摩太「要保守所託付你的」（</w:t>
       </w:r>
-      <w:hyperlink r:id="rId42">
-        <w:r>
-          <w:rPr>
-            <w:lang w:val="zh_TW" w:bidi="zh_TW"/>
-          </w:rPr>
-          <w:rPr>
-            <w:color w:val="0000EE"/>
-            <w:u w:val="single"/>
-          </w:rPr>
-          <w:t>提前6:20</w:t>
-        </w:r>
-      </w:hyperlink>
+      <w:r>
+        <w:rPr>
+          <w:lang w:val="zh_TW" w:bidi="zh_TW"/>
+        </w:rPr>
+        <w:t>提前6:20</w:t>
+      </w:r>
       <w:r>
         <w:rPr>
           <w:lang w:val="zh_TW" w:bidi="zh_TW"/>
         </w:rPr>
         <w:t>；見</w:t>
       </w:r>
-      <w:hyperlink r:id="rId43">
-        <w:r>
-          <w:rPr>
-            <w:lang w:val="zh_TW" w:bidi="zh_TW"/>
-          </w:rPr>
-          <w:rPr>
-            <w:color w:val="0000EE"/>
-            <w:u w:val="single"/>
-          </w:rPr>
-          <w:t>提後1:14</w:t>
-        </w:r>
-      </w:hyperlink>
+      <w:r>
+        <w:rPr>
+          <w:lang w:val="zh_TW" w:bidi="zh_TW"/>
+        </w:rPr>
+        <w:t>提後1:14</w:t>
+      </w:r>
       <w:r>
         <w:rPr>
           <w:lang w:val="zh_TW" w:bidi="zh_TW"/>
@@ -1078,18 +874,12 @@
         </w:rPr>
         <w:t>成為基督徒，不僅意味著對神的信心與對人的愛，更意味著樂意承認神在耶穌基督裡所啟示的真理。人若不承認神所啟示的真理，就無法真正表達對神的信心。因此，早期基督徒在新約時期，便開始制定信經來總結基督教真理的要點（例如</w:t>
       </w:r>
-      <w:hyperlink r:id="rId44">
-        <w:r>
-          <w:rPr>
-            <w:lang w:val="zh_TW" w:bidi="zh_TW"/>
-          </w:rPr>
-          <w:rPr>
-            <w:color w:val="0000EE"/>
-            <w:u w:val="single"/>
-          </w:rPr>
-          <w:t>提前3:16</w:t>
-        </w:r>
-      </w:hyperlink>
+      <w:r>
+        <w:rPr>
+          <w:lang w:val="zh_TW" w:bidi="zh_TW"/>
+        </w:rPr>
+        <w:t>提前3:16</w:t>
+      </w:r>
       <w:r>
         <w:rPr>
           <w:lang w:val="zh_TW" w:bidi="zh_TW"/>
